--- a/submissions/10-carton-bid-evaluation/inputs/purchasing_policy_pp3_excerpt.docx
+++ b/submissions/10-carton-bid-evaluation/inputs/purchasing_policy_pp3_excerpt.docx
@@ -152,7 +152,7 @@
         <w:spacing w:after="120"/>
       </w:pPr>
       <w:r>
-        <w:t>3.7.1. A responsive bidder is responsible when it has the capacity, the record and the financial standing to perform. The buyer checks the bidder's references on the bid form and its performance on any prior Nordvik order before recommending award. A bidder with an open quality hold at Nordvik is not responsible until the hold is cleared. Responsibility is decided only for the bidder in line for award; the buyer does not investigate bidders that will not receive it.</w:t>
+        <w:t>3.7.1. A responsive bidder is responsible when it has the capacity, the record and the financial standing to perform. The buyer checks the bidder's references on the bid form and its performance on any prior Nordvik order before recommending award. A bidder with an open quality hold at Nordvik is not responsible until the hold is cleared. A bid from a bidder found not responsible is passed over and shown for the record, and the next responsive bid comes in line for award and is checked in turn. Responsibility is decided only for the bidder in line for award; the buyer does not investigate bidders that will not receive it.</w:t>
       </w:r>
     </w:p>
     <w:sectPr>

--- a/submissions/10-carton-bid-evaluation/inputs/purchasing_policy_pp3_excerpt.docx
+++ b/submissions/10-carton-bid-evaluation/inputs/purchasing_policy_pp3_excerpt.docx
@@ -47,7 +47,7 @@
         <w:spacing w:after="120"/>
       </w:pPr>
       <w:r>
-        <w:t>3.4.2. The buyer recomputes every extension from the unit price and the quantity in the current addendum. The buyer's recomputed figure is the evaluated figure. A bidder's arithmetic is never carried into the evaluation, whether it favors the bidder or Nordvik.</w:t>
+        <w:t>3.4.2. The buyer recomputes every extension from the unit price and the quantity in the current addendum. The unit price is read from the signed bid form, which is the bid; the tabulation as opened is the purchasing office's working copy of the forms. The buyer's recomputed figure is the evaluated figure. A bidder's arithmetic is never carried into the evaluation, whether it favors the bidder or Nordvik.</w:t>
       </w:r>
     </w:p>
     <w:p>
@@ -152,7 +152,7 @@
         <w:spacing w:after="120"/>
       </w:pPr>
       <w:r>
-        <w:t>3.7.1. A responsive bidder is responsible when it has the capacity, the record and the financial standing to perform. The buyer checks the bidder's references on the bid form and its performance on any prior Nordvik order before recommending award. A bidder with an open quality hold at Nordvik is not responsible until the hold is cleared. A bid from a bidder found not responsible is passed over and shown for the record, and the next responsive bid comes in line for award and is checked in turn. Responsibility is decided only for the bidder in line for award; the buyer does not investigate bidders that will not receive it.</w:t>
+        <w:t>3.7.1. A responsive bidder is responsible when it has the capacity, the record and the financial standing to perform. The buyer checks the bidder's references on the bid form and its performance on any prior Nordvik order before recommending award. A bidder with an open quality hold at Nordvik is not responsible until quality engineering has cleared the hold. A bid from a bidder found not responsible is passed over and shown for the record, and the next responsive bid comes in line for award and is checked in turn. Responsibility is decided only for the bidder in line for award; the buyer does not investigate bidders that will not receive it.</w:t>
       </w:r>
     </w:p>
     <w:sectPr>
